--- a/TP3/TP 3 Franco Rios y Santino Barone.docx
+++ b/TP3/TP 3 Franco Rios y Santino Barone.docx
@@ -581,6 +581,10 @@
             <w:insideH w:val="single" w:color="auto" w:sz="4" w:space="0"/>
             <w:insideV w:val="single" w:color="auto" w:sz="4" w:space="0"/>
           </w:tblBorders>
+          <w:tblCellMar>
+            <w:left w:w="108" w:type="dxa"/>
+            <w:right w:w="108" w:type="dxa"/>
+          </w:tblCellMar>
         </w:tblPrEx>
         <w:tc>
           <w:tcPr>
@@ -1122,8 +1126,6 @@
               </w:rPr>
               <w:t>`CREATE INDEX idx_detalle_pedido_producto_id ON detalle_pedido(producto_id);`</w:t>
             </w:r>
-            <w:bookmarkStart w:id="0" w:name="_GoBack"/>
-            <w:bookmarkEnd w:id="0"/>
           </w:p>
         </w:tc>
         <w:tc>
@@ -2133,6 +2135,744 @@
         </w:rPr>
       </w:pPr>
     </w:p>
+    <w:p>
+      <w:pPr>
+        <w:numPr>
+          <w:numId w:val="0"/>
+        </w:numPr>
+        <w:jc w:val="left"/>
+        <w:rPr>
+          <w:rFonts w:hint="default" w:ascii="Calibri" w:hAnsi="Calibri" w:eastAsia="SimSun" w:cs="Calibri"/>
+          <w:b/>
+          <w:bCs/>
+          <w:sz w:val="34"/>
+          <w:szCs w:val="34"/>
+          <w:lang w:val="es-AR"/>
+        </w:rPr>
+      </w:pPr>
+      <w:r>
+        <w:rPr>
+          <w:rFonts w:hint="default" w:ascii="Calibri" w:hAnsi="Calibri" w:eastAsia="SimSun" w:cs="Calibri"/>
+          <w:b/>
+          <w:bCs/>
+          <w:sz w:val="34"/>
+          <w:szCs w:val="34"/>
+          <w:lang w:val="es-AR"/>
+        </w:rPr>
+        <w:t>Parte 5:</w:t>
+      </w:r>
+    </w:p>
+    <w:p>
+      <w:pPr>
+        <w:numPr>
+          <w:numId w:val="0"/>
+        </w:numPr>
+        <w:jc w:val="left"/>
+        <w:rPr>
+          <w:rFonts w:hint="default" w:ascii="Calibri" w:hAnsi="Calibri" w:eastAsia="SimSun" w:cs="Calibri"/>
+          <w:b/>
+          <w:bCs/>
+          <w:sz w:val="34"/>
+          <w:szCs w:val="34"/>
+          <w:lang w:val="es-AR"/>
+        </w:rPr>
+      </w:pPr>
+    </w:p>
+    <w:p>
+      <w:pPr>
+        <w:numPr>
+          <w:ilvl w:val="0"/>
+          <w:numId w:val="3"/>
+        </w:numPr>
+        <w:jc w:val="left"/>
+        <w:rPr>
+          <w:rFonts w:hint="default" w:ascii="Calibri" w:hAnsi="Calibri" w:eastAsia="SimSun" w:cs="Calibri"/>
+          <w:b/>
+          <w:bCs/>
+          <w:sz w:val="34"/>
+          <w:szCs w:val="34"/>
+          <w:lang w:val="es-AR"/>
+        </w:rPr>
+      </w:pPr>
+    </w:p>
+    <w:p>
+      <w:pPr>
+        <w:numPr>
+          <w:numId w:val="0"/>
+        </w:numPr>
+        <w:jc w:val="left"/>
+      </w:pPr>
+      <w:r>
+        <w:drawing>
+          <wp:inline distT="0" distB="0" distL="114300" distR="114300">
+            <wp:extent cx="5274310" cy="4395470"/>
+            <wp:effectExtent l="0" t="0" r="2540" b="5080"/>
+            <wp:docPr id="10" name="Imagen 10"/>
+            <wp:cNvGraphicFramePr>
+              <a:graphicFrameLocks xmlns:a="http://schemas.openxmlformats.org/drawingml/2006/main" noChangeAspect="1"/>
+            </wp:cNvGraphicFramePr>
+            <a:graphic xmlns:a="http://schemas.openxmlformats.org/drawingml/2006/main">
+              <a:graphicData uri="http://schemas.openxmlformats.org/drawingml/2006/picture">
+                <pic:pic xmlns:pic="http://schemas.openxmlformats.org/drawingml/2006/picture">
+                  <pic:nvPicPr>
+                    <pic:cNvPr id="10" name="Imagen 10"/>
+                    <pic:cNvPicPr>
+                      <a:picLocks noChangeAspect="1"/>
+                    </pic:cNvPicPr>
+                  </pic:nvPicPr>
+                  <pic:blipFill>
+                    <a:blip r:embed="rId11"/>
+                    <a:stretch>
+                      <a:fillRect/>
+                    </a:stretch>
+                  </pic:blipFill>
+                  <pic:spPr>
+                    <a:xfrm>
+                      <a:off x="0" y="0"/>
+                      <a:ext cx="5274310" cy="4395470"/>
+                    </a:xfrm>
+                    <a:prstGeom prst="rect">
+                      <a:avLst/>
+                    </a:prstGeom>
+                    <a:noFill/>
+                    <a:ln>
+                      <a:noFill/>
+                    </a:ln>
+                  </pic:spPr>
+                </pic:pic>
+              </a:graphicData>
+            </a:graphic>
+          </wp:inline>
+        </w:drawing>
+      </w:r>
+    </w:p>
+    <w:p>
+      <w:pPr>
+        <w:numPr>
+          <w:numId w:val="0"/>
+        </w:numPr>
+        <w:jc w:val="left"/>
+        <w:rPr>
+          <w:rFonts w:hint="default"/>
+          <w:lang w:val="es-AR"/>
+        </w:rPr>
+      </w:pPr>
+    </w:p>
+    <w:p>
+      <w:pPr>
+        <w:numPr>
+          <w:numId w:val="0"/>
+        </w:numPr>
+        <w:jc w:val="left"/>
+        <w:rPr>
+          <w:rFonts w:hint="default"/>
+          <w:sz w:val="34"/>
+          <w:szCs w:val="34"/>
+          <w:lang w:val="es-AR"/>
+        </w:rPr>
+      </w:pPr>
+      <w:r>
+        <w:rPr>
+          <w:rFonts w:hint="default"/>
+          <w:sz w:val="34"/>
+          <w:szCs w:val="34"/>
+          <w:lang w:val="es-AR"/>
+        </w:rPr>
+        <w:t>Esto es lo que propuso la IA para mejorar la optimizacion:</w:t>
+      </w:r>
+    </w:p>
+    <w:p>
+      <w:pPr>
+        <w:numPr>
+          <w:numId w:val="0"/>
+        </w:numPr>
+        <w:jc w:val="left"/>
+      </w:pPr>
+      <w:r>
+        <w:drawing>
+          <wp:inline distT="0" distB="0" distL="114300" distR="114300">
+            <wp:extent cx="5267325" cy="3876675"/>
+            <wp:effectExtent l="0" t="0" r="9525" b="9525"/>
+            <wp:docPr id="11" name="Imagen 11"/>
+            <wp:cNvGraphicFramePr>
+              <a:graphicFrameLocks xmlns:a="http://schemas.openxmlformats.org/drawingml/2006/main" noChangeAspect="1"/>
+            </wp:cNvGraphicFramePr>
+            <a:graphic xmlns:a="http://schemas.openxmlformats.org/drawingml/2006/main">
+              <a:graphicData uri="http://schemas.openxmlformats.org/drawingml/2006/picture">
+                <pic:pic xmlns:pic="http://schemas.openxmlformats.org/drawingml/2006/picture">
+                  <pic:nvPicPr>
+                    <pic:cNvPr id="11" name="Imagen 11"/>
+                    <pic:cNvPicPr>
+                      <a:picLocks noChangeAspect="1"/>
+                    </pic:cNvPicPr>
+                  </pic:nvPicPr>
+                  <pic:blipFill>
+                    <a:blip r:embed="rId12"/>
+                    <a:stretch>
+                      <a:fillRect/>
+                    </a:stretch>
+                  </pic:blipFill>
+                  <pic:spPr>
+                    <a:xfrm>
+                      <a:off x="0" y="0"/>
+                      <a:ext cx="5267325" cy="3876675"/>
+                    </a:xfrm>
+                    <a:prstGeom prst="rect">
+                      <a:avLst/>
+                    </a:prstGeom>
+                    <a:noFill/>
+                    <a:ln>
+                      <a:noFill/>
+                    </a:ln>
+                  </pic:spPr>
+                </pic:pic>
+              </a:graphicData>
+            </a:graphic>
+          </wp:inline>
+        </w:drawing>
+      </w:r>
+    </w:p>
+    <w:p>
+      <w:pPr>
+        <w:numPr>
+          <w:numId w:val="0"/>
+        </w:numPr>
+        <w:jc w:val="left"/>
+      </w:pPr>
+    </w:p>
+    <w:p>
+      <w:pPr>
+        <w:numPr>
+          <w:numId w:val="0"/>
+        </w:numPr>
+        <w:jc w:val="left"/>
+      </w:pPr>
+      <w:r>
+        <w:drawing>
+          <wp:inline distT="0" distB="0" distL="114300" distR="114300">
+            <wp:extent cx="5269865" cy="4337050"/>
+            <wp:effectExtent l="0" t="0" r="6985" b="6350"/>
+            <wp:docPr id="12" name="Imagen 12"/>
+            <wp:cNvGraphicFramePr>
+              <a:graphicFrameLocks xmlns:a="http://schemas.openxmlformats.org/drawingml/2006/main" noChangeAspect="1"/>
+            </wp:cNvGraphicFramePr>
+            <a:graphic xmlns:a="http://schemas.openxmlformats.org/drawingml/2006/main">
+              <a:graphicData uri="http://schemas.openxmlformats.org/drawingml/2006/picture">
+                <pic:pic xmlns:pic="http://schemas.openxmlformats.org/drawingml/2006/picture">
+                  <pic:nvPicPr>
+                    <pic:cNvPr id="12" name="Imagen 12"/>
+                    <pic:cNvPicPr>
+                      <a:picLocks noChangeAspect="1"/>
+                    </pic:cNvPicPr>
+                  </pic:nvPicPr>
+                  <pic:blipFill>
+                    <a:blip r:embed="rId13"/>
+                    <a:stretch>
+                      <a:fillRect/>
+                    </a:stretch>
+                  </pic:blipFill>
+                  <pic:spPr>
+                    <a:xfrm>
+                      <a:off x="0" y="0"/>
+                      <a:ext cx="5269865" cy="4337050"/>
+                    </a:xfrm>
+                    <a:prstGeom prst="rect">
+                      <a:avLst/>
+                    </a:prstGeom>
+                    <a:noFill/>
+                    <a:ln>
+                      <a:noFill/>
+                    </a:ln>
+                  </pic:spPr>
+                </pic:pic>
+              </a:graphicData>
+            </a:graphic>
+          </wp:inline>
+        </w:drawing>
+      </w:r>
+    </w:p>
+    <w:p>
+      <w:pPr>
+        <w:numPr>
+          <w:numId w:val="0"/>
+        </w:numPr>
+        <w:jc w:val="left"/>
+      </w:pPr>
+    </w:p>
+    <w:p>
+      <w:pPr>
+        <w:numPr>
+          <w:numId w:val="0"/>
+        </w:numPr>
+        <w:jc w:val="left"/>
+      </w:pPr>
+    </w:p>
+    <w:p>
+      <w:pPr>
+        <w:numPr>
+          <w:numId w:val="0"/>
+        </w:numPr>
+        <w:jc w:val="left"/>
+      </w:pPr>
+    </w:p>
+    <w:p>
+      <w:pPr>
+        <w:numPr>
+          <w:numId w:val="0"/>
+        </w:numPr>
+        <w:jc w:val="left"/>
+        <w:rPr>
+          <w:rFonts w:hint="default"/>
+          <w:sz w:val="34"/>
+          <w:szCs w:val="34"/>
+          <w:lang w:val="es-AR"/>
+        </w:rPr>
+      </w:pPr>
+      <w:r>
+        <w:rPr>
+          <w:rFonts w:hint="default"/>
+          <w:lang w:val="es-AR"/>
+        </w:rPr>
+        <w:br w:type="textWrapping"/>
+      </w:r>
+      <w:r>
+        <w:rPr>
+          <w:rFonts w:hint="default"/>
+          <w:sz w:val="34"/>
+          <w:szCs w:val="34"/>
+          <w:lang w:val="es-AR"/>
+        </w:rPr>
+        <w:t>Registro de la competencia:</w:t>
+      </w:r>
+    </w:p>
+    <w:tbl>
+      <w:tblPr>
+        <w:tblStyle w:val="5"/>
+        <w:tblW w:w="0" w:type="auto"/>
+        <w:tblInd w:w="0" w:type="dxa"/>
+        <w:tblBorders>
+          <w:top w:val="single" w:color="auto" w:sz="4" w:space="0"/>
+          <w:left w:val="single" w:color="auto" w:sz="4" w:space="0"/>
+          <w:bottom w:val="single" w:color="auto" w:sz="4" w:space="0"/>
+          <w:right w:val="single" w:color="auto" w:sz="4" w:space="0"/>
+          <w:insideH w:val="single" w:color="auto" w:sz="4" w:space="0"/>
+          <w:insideV w:val="single" w:color="auto" w:sz="4" w:space="0"/>
+        </w:tblBorders>
+        <w:tblLayout w:type="autofit"/>
+        <w:tblCellMar>
+          <w:left w:w="108" w:type="dxa"/>
+          <w:right w:w="108" w:type="dxa"/>
+        </w:tblCellMar>
+      </w:tblPr>
+      <w:tblGrid>
+        <w:gridCol w:w="1704"/>
+        <w:gridCol w:w="1704"/>
+        <w:gridCol w:w="1704"/>
+        <w:gridCol w:w="1705"/>
+        <w:gridCol w:w="1705"/>
+      </w:tblGrid>
+      <w:tr>
+        <w:tblPrEx>
+          <w:tblBorders>
+            <w:top w:val="single" w:color="auto" w:sz="4" w:space="0"/>
+            <w:left w:val="single" w:color="auto" w:sz="4" w:space="0"/>
+            <w:bottom w:val="single" w:color="auto" w:sz="4" w:space="0"/>
+            <w:right w:val="single" w:color="auto" w:sz="4" w:space="0"/>
+            <w:insideH w:val="single" w:color="auto" w:sz="4" w:space="0"/>
+            <w:insideV w:val="single" w:color="auto" w:sz="4" w:space="0"/>
+          </w:tblBorders>
+          <w:tblCellMar>
+            <w:left w:w="108" w:type="dxa"/>
+            <w:right w:w="108" w:type="dxa"/>
+          </w:tblCellMar>
+        </w:tblPrEx>
+        <w:tc>
+          <w:tcPr>
+            <w:tcW w:w="1704" w:type="dxa"/>
+          </w:tcPr>
+          <w:p>
+            <w:pPr>
+              <w:numPr>
+                <w:numId w:val="0"/>
+              </w:numPr>
+              <w:jc w:val="left"/>
+              <w:rPr>
+                <w:rFonts w:hint="default"/>
+                <w:sz w:val="34"/>
+                <w:szCs w:val="34"/>
+                <w:vertAlign w:val="baseline"/>
+                <w:lang w:val="es-AR"/>
+              </w:rPr>
+            </w:pPr>
+            <w:r>
+              <w:rPr>
+                <w:rFonts w:hint="default"/>
+                <w:sz w:val="34"/>
+                <w:szCs w:val="34"/>
+                <w:vertAlign w:val="baseline"/>
+                <w:lang w:val="es-AR"/>
+              </w:rPr>
+              <w:t>Equipo</w:t>
+            </w:r>
+          </w:p>
+        </w:tc>
+        <w:tc>
+          <w:tcPr>
+            <w:tcW w:w="1704" w:type="dxa"/>
+          </w:tcPr>
+          <w:p>
+            <w:pPr>
+              <w:numPr>
+                <w:numId w:val="0"/>
+              </w:numPr>
+              <w:jc w:val="left"/>
+              <w:rPr>
+                <w:rFonts w:hint="default"/>
+                <w:sz w:val="34"/>
+                <w:szCs w:val="34"/>
+                <w:vertAlign w:val="baseline"/>
+                <w:lang w:val="es-AR"/>
+              </w:rPr>
+            </w:pPr>
+            <w:r>
+              <w:rPr>
+                <w:rFonts w:hint="default"/>
+                <w:sz w:val="34"/>
+                <w:szCs w:val="34"/>
+                <w:vertAlign w:val="baseline"/>
+                <w:lang w:val="es-AR"/>
+              </w:rPr>
+              <w:t>Estrategia aplicada</w:t>
+            </w:r>
+          </w:p>
+        </w:tc>
+        <w:tc>
+          <w:tcPr>
+            <w:tcW w:w="1704" w:type="dxa"/>
+          </w:tcPr>
+          <w:p>
+            <w:pPr>
+              <w:numPr>
+                <w:numId w:val="0"/>
+              </w:numPr>
+              <w:jc w:val="left"/>
+              <w:rPr>
+                <w:rFonts w:hint="default"/>
+                <w:sz w:val="34"/>
+                <w:szCs w:val="34"/>
+                <w:vertAlign w:val="baseline"/>
+                <w:lang w:val="es-AR"/>
+              </w:rPr>
+            </w:pPr>
+            <w:r>
+              <w:rPr>
+                <w:rFonts w:hint="default"/>
+                <w:sz w:val="34"/>
+                <w:szCs w:val="34"/>
+                <w:vertAlign w:val="baseline"/>
+                <w:lang w:val="es-AR"/>
+              </w:rPr>
+              <w:t>Tiempo antes</w:t>
+            </w:r>
+          </w:p>
+        </w:tc>
+        <w:tc>
+          <w:tcPr>
+            <w:tcW w:w="1705" w:type="dxa"/>
+          </w:tcPr>
+          <w:p>
+            <w:pPr>
+              <w:numPr>
+                <w:numId w:val="0"/>
+              </w:numPr>
+              <w:jc w:val="left"/>
+              <w:rPr>
+                <w:rFonts w:hint="default"/>
+                <w:sz w:val="34"/>
+                <w:szCs w:val="34"/>
+                <w:vertAlign w:val="baseline"/>
+                <w:lang w:val="es-AR"/>
+              </w:rPr>
+            </w:pPr>
+            <w:r>
+              <w:rPr>
+                <w:rFonts w:hint="default"/>
+                <w:sz w:val="34"/>
+                <w:szCs w:val="34"/>
+                <w:vertAlign w:val="baseline"/>
+                <w:lang w:val="es-AR"/>
+              </w:rPr>
+              <w:t>Tiempo despues</w:t>
+            </w:r>
+          </w:p>
+        </w:tc>
+        <w:tc>
+          <w:tcPr>
+            <w:tcW w:w="1705" w:type="dxa"/>
+          </w:tcPr>
+          <w:p>
+            <w:pPr>
+              <w:numPr>
+                <w:numId w:val="0"/>
+              </w:numPr>
+              <w:jc w:val="left"/>
+              <w:rPr>
+                <w:rFonts w:hint="default"/>
+                <w:sz w:val="34"/>
+                <w:szCs w:val="34"/>
+                <w:vertAlign w:val="baseline"/>
+                <w:lang w:val="es-AR"/>
+              </w:rPr>
+            </w:pPr>
+            <w:r>
+              <w:rPr>
+                <w:rFonts w:hint="default"/>
+                <w:sz w:val="34"/>
+                <w:szCs w:val="34"/>
+                <w:vertAlign w:val="baseline"/>
+                <w:lang w:val="es-AR"/>
+              </w:rPr>
+              <w:t>Mejora</w:t>
+            </w:r>
+          </w:p>
+        </w:tc>
+      </w:tr>
+      <w:tr>
+        <w:tblPrEx>
+          <w:tblBorders>
+            <w:top w:val="single" w:color="auto" w:sz="4" w:space="0"/>
+            <w:left w:val="single" w:color="auto" w:sz="4" w:space="0"/>
+            <w:bottom w:val="single" w:color="auto" w:sz="4" w:space="0"/>
+            <w:right w:val="single" w:color="auto" w:sz="4" w:space="0"/>
+            <w:insideH w:val="single" w:color="auto" w:sz="4" w:space="0"/>
+            <w:insideV w:val="single" w:color="auto" w:sz="4" w:space="0"/>
+          </w:tblBorders>
+          <w:tblCellMar>
+            <w:left w:w="108" w:type="dxa"/>
+            <w:right w:w="108" w:type="dxa"/>
+          </w:tblCellMar>
+        </w:tblPrEx>
+        <w:tc>
+          <w:tcPr>
+            <w:tcW w:w="1704" w:type="dxa"/>
+          </w:tcPr>
+          <w:p>
+            <w:pPr>
+              <w:numPr>
+                <w:numId w:val="0"/>
+              </w:numPr>
+              <w:jc w:val="left"/>
+              <w:rPr>
+                <w:rFonts w:hint="default"/>
+                <w:sz w:val="34"/>
+                <w:szCs w:val="34"/>
+                <w:vertAlign w:val="baseline"/>
+                <w:lang w:val="es-AR"/>
+              </w:rPr>
+            </w:pPr>
+            <w:r>
+              <w:rPr>
+                <w:rFonts w:hint="default"/>
+                <w:sz w:val="34"/>
+                <w:szCs w:val="34"/>
+                <w:vertAlign w:val="baseline"/>
+                <w:lang w:val="es-AR"/>
+              </w:rPr>
+              <w:t>Mi equipo</w:t>
+            </w:r>
+          </w:p>
+        </w:tc>
+        <w:tc>
+          <w:tcPr>
+            <w:tcW w:w="1704" w:type="dxa"/>
+          </w:tcPr>
+          <w:p>
+            <w:pPr>
+              <w:numPr>
+                <w:numId w:val="0"/>
+              </w:numPr>
+              <w:jc w:val="left"/>
+              <w:rPr>
+                <w:rFonts w:hint="default" w:ascii="Calibri" w:hAnsi="Calibri" w:cs="Calibri"/>
+                <w:b w:val="0"/>
+                <w:bCs w:val="0"/>
+                <w:sz w:val="34"/>
+                <w:szCs w:val="34"/>
+                <w:vertAlign w:val="baseline"/>
+                <w:lang w:val="es-AR"/>
+              </w:rPr>
+            </w:pPr>
+            <w:r>
+              <w:rPr>
+                <w:rFonts w:hint="default" w:ascii="Calibri" w:hAnsi="Calibri" w:eastAsia="SimSun" w:cs="Calibri"/>
+                <w:b w:val="0"/>
+                <w:bCs w:val="0"/>
+                <w:sz w:val="24"/>
+                <w:szCs w:val="24"/>
+              </w:rPr>
+              <w:t xml:space="preserve">B-tree parcial descendente con payload cubriente </w:t>
+            </w:r>
+            <w:r>
+              <w:rPr>
+                <w:rStyle w:val="4"/>
+                <w:rFonts w:hint="default" w:ascii="Calibri" w:hAnsi="Calibri" w:eastAsia="SimSun" w:cs="Calibri"/>
+                <w:b w:val="0"/>
+                <w:bCs w:val="0"/>
+                <w:sz w:val="24"/>
+                <w:szCs w:val="24"/>
+              </w:rPr>
+              <w:t>INCLUDE (nombre, stock)</w:t>
+            </w:r>
+            <w:r>
+              <w:rPr>
+                <w:rFonts w:hint="default" w:ascii="Calibri" w:hAnsi="Calibri" w:eastAsia="SimSun" w:cs="Calibri"/>
+                <w:b w:val="0"/>
+                <w:bCs w:val="0"/>
+                <w:sz w:val="24"/>
+                <w:szCs w:val="24"/>
+              </w:rPr>
+              <w:t xml:space="preserve"> y optimización de búferes</w:t>
+            </w:r>
+          </w:p>
+        </w:tc>
+        <w:tc>
+          <w:tcPr>
+            <w:tcW w:w="1704" w:type="dxa"/>
+          </w:tcPr>
+          <w:p>
+            <w:pPr>
+              <w:numPr>
+                <w:numId w:val="0"/>
+              </w:numPr>
+              <w:jc w:val="left"/>
+              <w:rPr>
+                <w:rFonts w:hint="default" w:ascii="Calibri" w:hAnsi="Calibri" w:cs="Calibri"/>
+                <w:b w:val="0"/>
+                <w:bCs w:val="0"/>
+                <w:sz w:val="34"/>
+                <w:szCs w:val="34"/>
+                <w:vertAlign w:val="baseline"/>
+                <w:lang w:val="es-AR"/>
+              </w:rPr>
+            </w:pPr>
+            <w:r>
+              <w:rPr>
+                <w:rFonts w:hint="default" w:ascii="Calibri" w:hAnsi="Calibri" w:eastAsia="SimSun" w:cs="Calibri"/>
+                <w:b w:val="0"/>
+                <w:bCs w:val="0"/>
+                <w:sz w:val="24"/>
+                <w:szCs w:val="24"/>
+              </w:rPr>
+              <w:t>0.177 ms</w:t>
+            </w:r>
+          </w:p>
+        </w:tc>
+        <w:tc>
+          <w:tcPr>
+            <w:tcW w:w="1705" w:type="dxa"/>
+          </w:tcPr>
+          <w:p>
+            <w:pPr>
+              <w:numPr>
+                <w:numId w:val="0"/>
+              </w:numPr>
+              <w:jc w:val="left"/>
+              <w:rPr>
+                <w:rFonts w:hint="default" w:ascii="Calibri" w:hAnsi="Calibri" w:cs="Calibri"/>
+                <w:b w:val="0"/>
+                <w:bCs w:val="0"/>
+                <w:sz w:val="34"/>
+                <w:szCs w:val="34"/>
+                <w:vertAlign w:val="baseline"/>
+                <w:lang w:val="es-AR"/>
+              </w:rPr>
+            </w:pPr>
+            <w:r>
+              <w:rPr>
+                <w:rFonts w:hint="default" w:ascii="Calibri" w:hAnsi="Calibri" w:eastAsia="SimSun" w:cs="Calibri"/>
+                <w:b w:val="0"/>
+                <w:bCs w:val="0"/>
+                <w:sz w:val="24"/>
+                <w:szCs w:val="24"/>
+              </w:rPr>
+              <w:t>0.052 ms</w:t>
+            </w:r>
+          </w:p>
+        </w:tc>
+        <w:tc>
+          <w:tcPr>
+            <w:tcW w:w="1705" w:type="dxa"/>
+          </w:tcPr>
+          <w:p>
+            <w:pPr>
+              <w:numPr>
+                <w:numId w:val="0"/>
+              </w:numPr>
+              <w:jc w:val="left"/>
+              <w:rPr>
+                <w:rFonts w:hint="default" w:ascii="Calibri" w:hAnsi="Calibri" w:cs="Calibri"/>
+                <w:b w:val="0"/>
+                <w:bCs w:val="0"/>
+                <w:sz w:val="34"/>
+                <w:szCs w:val="34"/>
+                <w:vertAlign w:val="baseline"/>
+                <w:lang w:val="es-AR"/>
+              </w:rPr>
+            </w:pPr>
+            <w:r>
+              <w:rPr>
+                <w:rFonts w:hint="default" w:ascii="Calibri" w:hAnsi="Calibri" w:eastAsia="SimSun" w:cs="Calibri"/>
+                <w:b w:val="0"/>
+                <w:bCs w:val="0"/>
+                <w:sz w:val="24"/>
+                <w:szCs w:val="24"/>
+              </w:rPr>
+              <w:t xml:space="preserve">3.4x </w:t>
+            </w:r>
+            <w:r>
+              <w:rPr>
+                <w:rFonts w:hint="default" w:ascii="Calibri" w:hAnsi="Calibri" w:eastAsia="SimSun" w:cs="Calibri"/>
+                <w:b w:val="0"/>
+                <w:bCs w:val="0"/>
+                <w:i/>
+                <w:iCs/>
+                <w:sz w:val="24"/>
+                <w:szCs w:val="24"/>
+              </w:rPr>
+              <w:t>(o ~355x frente a Seq Sca</w:t>
+            </w:r>
+            <w:bookmarkStart w:id="0" w:name="_GoBack"/>
+            <w:bookmarkEnd w:id="0"/>
+            <w:r>
+              <w:rPr>
+                <w:rFonts w:hint="default" w:ascii="Calibri" w:hAnsi="Calibri" w:eastAsia="SimSun" w:cs="Calibri"/>
+                <w:b w:val="0"/>
+                <w:bCs w:val="0"/>
+                <w:i/>
+                <w:iCs/>
+                <w:sz w:val="24"/>
+                <w:szCs w:val="24"/>
+              </w:rPr>
+              <w:t>n)</w:t>
+            </w:r>
+          </w:p>
+        </w:tc>
+      </w:tr>
+    </w:tbl>
+    <w:p>
+      <w:pPr>
+        <w:numPr>
+          <w:numId w:val="0"/>
+        </w:numPr>
+        <w:jc w:val="left"/>
+        <w:rPr>
+          <w:rFonts w:hint="default"/>
+          <w:sz w:val="34"/>
+          <w:szCs w:val="34"/>
+          <w:lang w:val="es-AR"/>
+        </w:rPr>
+      </w:pPr>
+    </w:p>
     <w:sectPr>
       <w:pgSz w:w="11906" w:h="16838"/>
       <w:pgMar w:top="1440" w:right="1800" w:bottom="1440" w:left="1800" w:header="720" w:footer="720" w:gutter="0"/>
@@ -2146,6 +2886,18 @@
 <file path=word/numbering.xml><?xml version="1.0" encoding="utf-8"?>
 <w:numbering xmlns:wpc="http://schemas.microsoft.com/office/word/2010/wordprocessingCanvas" xmlns:mc="http://schemas.openxmlformats.org/markup-compatibility/2006" xmlns:o="urn:schemas-microsoft-com:office:office" xmlns:r="http://schemas.openxmlformats.org/officeDocument/2006/relationships" xmlns:m="http://schemas.openxmlformats.org/officeDocument/2006/math" xmlns:v="urn:schemas-microsoft-com:vml" xmlns:wp14="http://schemas.microsoft.com/office/word/2010/wordprocessingDrawing" xmlns:wp="http://schemas.openxmlformats.org/drawingml/2006/wordprocessingDrawing" xmlns:w10="urn:schemas-microsoft-com:office:word" xmlns:w="http://schemas.openxmlformats.org/wordprocessingml/2006/main" xmlns:w14="http://schemas.microsoft.com/office/word/2010/wordml" xmlns:wpg="http://schemas.microsoft.com/office/word/2010/wordprocessingGroup" xmlns:wpi="http://schemas.microsoft.com/office/word/2010/wordprocessingInk" xmlns:wne="http://schemas.microsoft.com/office/word/2006/wordml" xmlns:wps="http://schemas.microsoft.com/office/word/2010/wordprocessingShape" xmlns:wpsCustomData="http://www.wps.cn/officeDocument/2013/wpsCustomData" mc:Ignorable="w14 wp14">
   <w:abstractNum w:abstractNumId="0">
+    <w:nsid w:val="8F577380"/>
+    <w:multiLevelType w:val="singleLevel"/>
+    <w:tmpl w:val="8F577380"/>
+    <w:lvl w:ilvl="0" w:tentative="0">
+      <w:start w:val="1"/>
+      <w:numFmt w:val="decimal"/>
+      <w:suff w:val="space"/>
+      <w:lvlText w:val="%1."/>
+      <w:lvlJc w:val="left"/>
+    </w:lvl>
+  </w:abstractNum>
+  <w:abstractNum w:abstractNumId="1">
     <w:nsid w:val="D5837EB8"/>
     <w:multiLevelType w:val="singleLevel"/>
     <w:tmpl w:val="D5837EB8"/>
@@ -2157,7 +2909,7 @@
       <w:lvlJc w:val="left"/>
     </w:lvl>
   </w:abstractNum>
-  <w:abstractNum w:abstractNumId="1">
+  <w:abstractNum w:abstractNumId="2">
     <w:nsid w:val="E478D7EB"/>
     <w:multiLevelType w:val="singleLevel"/>
     <w:tmpl w:val="E478D7EB"/>
@@ -2170,10 +2922,13 @@
     </w:lvl>
   </w:abstractNum>
   <w:num w:numId="1">
-    <w:abstractNumId w:val="0"/>
+    <w:abstractNumId w:val="1"/>
   </w:num>
   <w:num w:numId="2">
-    <w:abstractNumId w:val="1"/>
+    <w:abstractNumId w:val="2"/>
+  </w:num>
+  <w:num w:numId="3">
+    <w:abstractNumId w:val="0"/>
   </w:num>
 </w:numbering>
 </file>
